--- a/transcripts/The IT Crowd/Transcript files/TIC-05-26-Robby Gulri.docx
+++ b/transcripts/The IT Crowd/Transcript files/TIC-05-26-Robby Gulri.docx
@@ -15,9 +15,17 @@
       <w:pPr>
         <w:pStyle w:val="Title"/>
       </w:pPr>
+      <w:hyperlink r:id="Rec8e694c2f5b4f76">
+        <w:r>
+          <w:rPr>
+            <w:rStyle w:val="Hyperlink"/>
+          </w:rPr>
+          <w:t>https://open.spotify.com/episode/2uT5PP7OOcVIRz9U3JndWh?si=9195e2576c9a410c</w:t>
+        </w:r>
+      </w:hyperlink>
       <w:r>
         <w:rPr/>
-        <w:t>https://open.spotify.com/episode/2uT5PP7OOcVIRz9U3JndWh?si=9195e2576c9a410c</w:t>
+        <w:t xml:space="preserve"> </w:t>
       </w:r>
     </w:p>
     <w:p xmlns:wp14="http://schemas.microsoft.com/office/word/2010/wordml" wp14:textId="77777777">
